--- a/backend/app/templates/einladung.docx
+++ b/backend/app/templates/einladung.docx
@@ -77,13 +77,33 @@
                                 <w:sz w:val="18"/>
                               </w:rPr>
                             </w:pPr>
+                            <w:proofErr w:type="gramStart"/>
                             <w:r>
                               <w:rPr>
                                 <w:rFonts w:ascii="Anybody" w:eastAsia="Roboto" w:hAnsi="Anybody" w:cs="Roboto"/>
                                 <w:color w:val="434343"/>
                                 <w:sz w:val="18"/>
                               </w:rPr>
-                              <w:t>{{ einladungsempfaenger }}</w:t>
+                              <w:t xml:space="preserve">{{ </w:t>
+                            </w:r>
+                            <w:proofErr w:type="spellStart"/>
+                            <w:r>
+                              <w:rPr>
+                                <w:rFonts w:ascii="Anybody" w:eastAsia="Roboto" w:hAnsi="Anybody" w:cs="Roboto"/>
+                                <w:color w:val="434343"/>
+                                <w:sz w:val="18"/>
+                              </w:rPr>
+                              <w:t>einladungsempfaenger</w:t>
+                            </w:r>
+                            <w:proofErr w:type="spellEnd"/>
+                            <w:proofErr w:type="gramEnd"/>
+                            <w:r>
+                              <w:rPr>
+                                <w:rFonts w:ascii="Anybody" w:eastAsia="Roboto" w:hAnsi="Anybody" w:cs="Roboto"/>
+                                <w:color w:val="434343"/>
+                                <w:sz w:val="18"/>
+                              </w:rPr>
+                              <w:t xml:space="preserve"> }}</w:t>
                             </w:r>
                           </w:p>
                         </w:txbxContent>
@@ -724,7 +744,79 @@
                                 <w:sz w:val="16"/>
                                 <w:szCs w:val="16"/>
                               </w:rPr>
-                              <w:t xml:space="preserve"> {{ datum_erstellung }}</w:t>
+                              <w:t xml:space="preserve"> </w:t>
+                            </w:r>
+                            <w:proofErr w:type="gramStart"/>
+                            <w:r>
+                              <w:rPr>
+                                <w:rFonts w:ascii="Anybody" w:eastAsia="Roboto" w:hAnsi="Anybody" w:cs="Roboto"/>
+                                <w:b/>
+                                <w:bCs/>
+                                <w:color w:val="E6007E"/>
+                                <w:sz w:val="16"/>
+                                <w:szCs w:val="16"/>
+                              </w:rPr>
+                              <w:t xml:space="preserve">{{ </w:t>
+                            </w:r>
+                            <w:proofErr w:type="spellStart"/>
+                            <w:r>
+                              <w:rPr>
+                                <w:rFonts w:ascii="Anybody" w:eastAsia="Roboto" w:hAnsi="Anybody" w:cs="Roboto"/>
+                                <w:b/>
+                                <w:bCs/>
+                                <w:color w:val="E6007E"/>
+                                <w:sz w:val="16"/>
+                                <w:szCs w:val="16"/>
+                              </w:rPr>
+                              <w:t>datum</w:t>
+                            </w:r>
+                            <w:proofErr w:type="gramEnd"/>
+                            <w:r>
+                              <w:rPr>
+                                <w:rFonts w:ascii="Anybody" w:eastAsia="Roboto" w:hAnsi="Anybody" w:cs="Roboto"/>
+                                <w:b/>
+                                <w:bCs/>
+                                <w:color w:val="E6007E"/>
+                                <w:sz w:val="16"/>
+                                <w:szCs w:val="16"/>
+                              </w:rPr>
+                              <w:t>_</w:t>
+                            </w:r>
+                            <w:proofErr w:type="gramStart"/>
+                            <w:r>
+                              <w:rPr>
+                                <w:rFonts w:ascii="Anybody" w:eastAsia="Roboto" w:hAnsi="Anybody" w:cs="Roboto"/>
+                                <w:b/>
+                                <w:bCs/>
+                                <w:color w:val="E6007E"/>
+                                <w:sz w:val="16"/>
+                                <w:szCs w:val="16"/>
+                              </w:rPr>
+                              <w:t>erstellung</w:t>
+                            </w:r>
+                            <w:proofErr w:type="spellEnd"/>
+                            <w:r>
+                              <w:rPr>
+                                <w:rFonts w:ascii="Anybody" w:eastAsia="Roboto" w:hAnsi="Anybody" w:cs="Roboto"/>
+                                <w:b/>
+                                <w:bCs/>
+                                <w:color w:val="E6007E"/>
+                                <w:sz w:val="16"/>
+                                <w:szCs w:val="16"/>
+                              </w:rPr>
+                              <w:t xml:space="preserve"> }</w:t>
+                            </w:r>
+                            <w:proofErr w:type="gramEnd"/>
+                            <w:r>
+                              <w:rPr>
+                                <w:rFonts w:ascii="Anybody" w:eastAsia="Roboto" w:hAnsi="Anybody" w:cs="Roboto"/>
+                                <w:b/>
+                                <w:bCs/>
+                                <w:color w:val="E6007E"/>
+                                <w:sz w:val="16"/>
+                                <w:szCs w:val="16"/>
+                              </w:rPr>
+                              <w:t>}</w:t>
                             </w:r>
                           </w:p>
                           <w:p>
@@ -1478,6 +1570,26 @@
                                 <w:lang w:val="de-DE"/>
                               </w:rPr>
                             </w:pPr>
+                            <w:r>
+                              <w:rPr>
+                                <w:rFonts w:ascii="Anybody" w:hAnsi="Anybody"/>
+                                <w:color w:val="E6007E"/>
+                                <w:lang w:val="de-DE"/>
+                              </w:rPr>
+                              <w:t>Jakob Sontag</w:t>
+                            </w:r>
+                          </w:p>
+                          <w:p>
+                            <w:pPr>
+                              <w:pStyle w:val="Adress-Spalte"/>
+                              <w:spacing w:line="300" w:lineRule="auto"/>
+                              <w:ind w:hanging="2"/>
+                              <w:rPr>
+                                <w:rFonts w:ascii="Anybody" w:hAnsi="Anybody"/>
+                                <w:color w:val="E6007E"/>
+                                <w:lang w:val="de-DE"/>
+                              </w:rPr>
+                            </w:pPr>
                           </w:p>
                           <w:p>
                             <w:pPr>
@@ -2552,6 +2664,26 @@
                           <w:lang w:val="de-DE"/>
                         </w:rPr>
                       </w:pPr>
+                      <w:r>
+                        <w:rPr>
+                          <w:rFonts w:ascii="Anybody" w:hAnsi="Anybody"/>
+                          <w:color w:val="E6007E"/>
+                          <w:lang w:val="de-DE"/>
+                        </w:rPr>
+                        <w:t>Jakob Sontag</w:t>
+                      </w:r>
+                    </w:p>
+                    <w:p>
+                      <w:pPr>
+                        <w:pStyle w:val="Adress-Spalte"/>
+                        <w:spacing w:line="300" w:lineRule="auto"/>
+                        <w:ind w:hanging="2"/>
+                        <w:rPr>
+                          <w:rFonts w:ascii="Anybody" w:hAnsi="Anybody"/>
+                          <w:color w:val="E6007E"/>
+                          <w:lang w:val="de-DE"/>
+                        </w:rPr>
+                      </w:pPr>
                     </w:p>
                     <w:p>
                       <w:pPr>
@@ -3020,7 +3152,25 @@
           <w:sz w:val="16"/>
           <w:szCs w:val="16"/>
         </w:rPr>
-        <w:t>Liebe JuLis,</w:t>
+        <w:t xml:space="preserve">Liebe </w:t>
+      </w:r>
+      <w:proofErr w:type="spellStart"/>
+      <w:r>
+        <w:rPr>
+          <w:rFonts w:ascii="Anybody Light" w:eastAsia="Roboto" w:hAnsi="Anybody Light" w:cs="Roboto"/>
+          <w:sz w:val="16"/>
+          <w:szCs w:val="16"/>
+        </w:rPr>
+        <w:t>JuLis</w:t>
+      </w:r>
+      <w:proofErr w:type="spellEnd"/>
+      <w:r>
+        <w:rPr>
+          <w:rFonts w:ascii="Anybody Light" w:eastAsia="Roboto" w:hAnsi="Anybody Light" w:cs="Roboto"/>
+          <w:sz w:val="16"/>
+          <w:szCs w:val="16"/>
+        </w:rPr>
+        <w:t>,</w:t>
       </w:r>
     </w:p>
     <w:p>
@@ -3109,6 +3259,7 @@
           <w:szCs w:val="16"/>
         </w:rPr>
       </w:pPr>
+      <w:proofErr w:type="gramStart"/>
       <w:r>
         <w:rPr>
           <w:rFonts w:ascii="Anybody" w:eastAsia="Roboto" w:hAnsi="Anybody" w:cs="Roboto"/>
@@ -3118,7 +3269,32 @@
           <w:sz w:val="16"/>
           <w:szCs w:val="16"/>
         </w:rPr>
-        <w:t>{{ titel }}</w:t>
+        <w:t xml:space="preserve">{{ </w:t>
+      </w:r>
+      <w:proofErr w:type="spellStart"/>
+      <w:r>
+        <w:rPr>
+          <w:rFonts w:ascii="Anybody" w:eastAsia="Roboto" w:hAnsi="Anybody" w:cs="Roboto"/>
+          <w:b/>
+          <w:bCs/>
+          <w:color w:val="434343"/>
+          <w:sz w:val="16"/>
+          <w:szCs w:val="16"/>
+        </w:rPr>
+        <w:t>titel</w:t>
+      </w:r>
+      <w:proofErr w:type="spellEnd"/>
+      <w:proofErr w:type="gramEnd"/>
+      <w:r>
+        <w:rPr>
+          <w:rFonts w:ascii="Anybody" w:eastAsia="Roboto" w:hAnsi="Anybody" w:cs="Roboto"/>
+          <w:b/>
+          <w:bCs/>
+          <w:color w:val="434343"/>
+          <w:sz w:val="16"/>
+          <w:szCs w:val="16"/>
+        </w:rPr>
+        <w:t xml:space="preserve"> }}</w:t>
       </w:r>
     </w:p>
     <w:p>
@@ -3214,6 +3390,7 @@
           <w:szCs w:val="16"/>
         </w:rPr>
       </w:pPr>
+      <w:proofErr w:type="gramStart"/>
       <w:r>
         <w:rPr>
           <w:rFonts w:ascii="Anybody" w:eastAsia="Roboto" w:hAnsi="Anybody" w:cs="Roboto"/>
@@ -3223,8 +3400,9 @@
           <w:sz w:val="16"/>
           <w:szCs w:val="16"/>
         </w:rPr>
-        <w:t>{{ wochentag }}</w:t>
+        <w:t xml:space="preserve">{{ </w:t>
       </w:r>
+      <w:proofErr w:type="spellStart"/>
       <w:r>
         <w:rPr>
           <w:rFonts w:ascii="Anybody" w:eastAsia="Roboto" w:hAnsi="Anybody" w:cs="Roboto"/>
@@ -3234,30 +3412,10 @@
           <w:sz w:val="16"/>
           <w:szCs w:val="16"/>
         </w:rPr>
-        <w:t xml:space="preserve">, </w:t>
+        <w:t>wochentag</w:t>
       </w:r>
-      <w:r>
-        <w:rPr>
-          <w:rFonts w:ascii="Anybody" w:eastAsia="Roboto" w:hAnsi="Anybody" w:cs="Roboto"/>
-          <w:b/>
-          <w:bCs/>
-          <w:color w:val="434343"/>
-          <w:sz w:val="16"/>
-          <w:szCs w:val="16"/>
-        </w:rPr>
-        <w:t>{{ datum</w:t>
-      </w:r>
-      <w:r>
-        <w:rPr>
-          <w:rFonts w:ascii="Anybody" w:eastAsia="Roboto" w:hAnsi="Anybody" w:cs="Roboto"/>
-          <w:b/>
-          <w:bCs/>
-          <w:color w:val="434343"/>
-          <w:sz w:val="16"/>
-          <w:szCs w:val="16"/>
-        </w:rPr>
-        <w:t>_dmy</w:t>
-      </w:r>
+      <w:proofErr w:type="spellEnd"/>
+      <w:proofErr w:type="gramEnd"/>
       <w:r>
         <w:rPr>
           <w:rFonts w:ascii="Anybody" w:eastAsia="Roboto" w:hAnsi="Anybody" w:cs="Roboto"/>
@@ -3278,7 +3436,79 @@
           <w:sz w:val="16"/>
           <w:szCs w:val="16"/>
         </w:rPr>
-        <w:t xml:space="preserve"> um </w:t>
+        <w:t xml:space="preserve">, </w:t>
+      </w:r>
+      <w:proofErr w:type="gramStart"/>
+      <w:r>
+        <w:rPr>
+          <w:rFonts w:ascii="Anybody" w:eastAsia="Roboto" w:hAnsi="Anybody" w:cs="Roboto"/>
+          <w:b/>
+          <w:bCs/>
+          <w:color w:val="434343"/>
+          <w:sz w:val="16"/>
+          <w:szCs w:val="16"/>
+        </w:rPr>
+        <w:t xml:space="preserve">{{ </w:t>
+      </w:r>
+      <w:proofErr w:type="spellStart"/>
+      <w:r>
+        <w:rPr>
+          <w:rFonts w:ascii="Anybody" w:eastAsia="Roboto" w:hAnsi="Anybody" w:cs="Roboto"/>
+          <w:b/>
+          <w:bCs/>
+          <w:color w:val="434343"/>
+          <w:sz w:val="16"/>
+          <w:szCs w:val="16"/>
+        </w:rPr>
+        <w:t>datum</w:t>
+      </w:r>
+      <w:proofErr w:type="gramEnd"/>
+      <w:r>
+        <w:rPr>
+          <w:rFonts w:ascii="Anybody" w:eastAsia="Roboto" w:hAnsi="Anybody" w:cs="Roboto"/>
+          <w:b/>
+          <w:bCs/>
+          <w:color w:val="434343"/>
+          <w:sz w:val="16"/>
+          <w:szCs w:val="16"/>
+        </w:rPr>
+        <w:t>_</w:t>
+      </w:r>
+      <w:proofErr w:type="gramStart"/>
+      <w:r>
+        <w:rPr>
+          <w:rFonts w:ascii="Anybody" w:eastAsia="Roboto" w:hAnsi="Anybody" w:cs="Roboto"/>
+          <w:b/>
+          <w:bCs/>
+          <w:color w:val="434343"/>
+          <w:sz w:val="16"/>
+          <w:szCs w:val="16"/>
+        </w:rPr>
+        <w:t>dmy</w:t>
+      </w:r>
+      <w:proofErr w:type="spellEnd"/>
+      <w:r>
+        <w:rPr>
+          <w:rFonts w:ascii="Anybody" w:eastAsia="Roboto" w:hAnsi="Anybody" w:cs="Roboto"/>
+          <w:b/>
+          <w:bCs/>
+          <w:color w:val="434343"/>
+          <w:sz w:val="16"/>
+          <w:szCs w:val="16"/>
+        </w:rPr>
+        <w:t xml:space="preserve"> }</w:t>
+      </w:r>
+      <w:proofErr w:type="gramEnd"/>
+      <w:r>
+        <w:rPr>
+          <w:rFonts w:ascii="Anybody" w:eastAsia="Roboto" w:hAnsi="Anybody" w:cs="Roboto"/>
+          <w:b/>
+          <w:bCs/>
+          <w:color w:val="434343"/>
+          <w:sz w:val="16"/>
+          <w:szCs w:val="16"/>
+        </w:rPr>
+        <w:t>}</w:t>
       </w:r>
       <w:r>
         <w:rPr>
@@ -3289,7 +3519,44 @@
           <w:sz w:val="16"/>
           <w:szCs w:val="16"/>
         </w:rPr>
-        <w:t>{{ uhrzeit }}</w:t>
+        <w:t xml:space="preserve"> um </w:t>
+      </w:r>
+      <w:proofErr w:type="gramStart"/>
+      <w:r>
+        <w:rPr>
+          <w:rFonts w:ascii="Anybody" w:eastAsia="Roboto" w:hAnsi="Anybody" w:cs="Roboto"/>
+          <w:b/>
+          <w:bCs/>
+          <w:color w:val="434343"/>
+          <w:sz w:val="16"/>
+          <w:szCs w:val="16"/>
+        </w:rPr>
+        <w:t xml:space="preserve">{{ </w:t>
+      </w:r>
+      <w:proofErr w:type="spellStart"/>
+      <w:r>
+        <w:rPr>
+          <w:rFonts w:ascii="Anybody" w:eastAsia="Roboto" w:hAnsi="Anybody" w:cs="Roboto"/>
+          <w:b/>
+          <w:bCs/>
+          <w:color w:val="434343"/>
+          <w:sz w:val="16"/>
+          <w:szCs w:val="16"/>
+        </w:rPr>
+        <w:t>uhrzeit</w:t>
+      </w:r>
+      <w:proofErr w:type="spellEnd"/>
+      <w:proofErr w:type="gramEnd"/>
+      <w:r>
+        <w:rPr>
+          <w:rFonts w:ascii="Anybody" w:eastAsia="Roboto" w:hAnsi="Anybody" w:cs="Roboto"/>
+          <w:b/>
+          <w:bCs/>
+          <w:color w:val="434343"/>
+          <w:sz w:val="16"/>
+          <w:szCs w:val="16"/>
+        </w:rPr>
+        <w:t xml:space="preserve"> }}</w:t>
       </w:r>
       <w:r>
         <w:rPr>
@@ -3324,6 +3591,7 @@
         </w:rPr>
         <w:t xml:space="preserve">, </w:t>
       </w:r>
+      <w:proofErr w:type="gramStart"/>
       <w:r>
         <w:rPr>
           <w:rFonts w:ascii="Anybody" w:eastAsia="Roboto" w:hAnsi="Anybody" w:cs="Roboto"/>
@@ -3333,7 +3601,32 @@
           <w:sz w:val="16"/>
           <w:szCs w:val="16"/>
         </w:rPr>
-        <w:t>{{ ort }}</w:t>
+        <w:t xml:space="preserve">{{ </w:t>
+      </w:r>
+      <w:proofErr w:type="spellStart"/>
+      <w:r>
+        <w:rPr>
+          <w:rFonts w:ascii="Anybody" w:eastAsia="Roboto" w:hAnsi="Anybody" w:cs="Roboto"/>
+          <w:b/>
+          <w:bCs/>
+          <w:color w:val="434343"/>
+          <w:sz w:val="16"/>
+          <w:szCs w:val="16"/>
+        </w:rPr>
+        <w:t>ort</w:t>
+      </w:r>
+      <w:proofErr w:type="spellEnd"/>
+      <w:proofErr w:type="gramEnd"/>
+      <w:r>
+        <w:rPr>
+          <w:rFonts w:ascii="Anybody" w:eastAsia="Roboto" w:hAnsi="Anybody" w:cs="Roboto"/>
+          <w:b/>
+          <w:bCs/>
+          <w:color w:val="434343"/>
+          <w:sz w:val="16"/>
+          <w:szCs w:val="16"/>
+        </w:rPr>
+        <w:t xml:space="preserve"> }}</w:t>
       </w:r>
     </w:p>
     <w:p>
@@ -3503,7 +3796,38 @@
           <w:sz w:val="16"/>
           <w:szCs w:val="16"/>
         </w:rPr>
-        <w:t xml:space="preserve"> tagesordnung }}</w:t>
+        <w:t xml:space="preserve"> </w:t>
+      </w:r>
+      <w:proofErr w:type="spellStart"/>
+      <w:proofErr w:type="gramStart"/>
+      <w:r>
+        <w:rPr>
+          <w:rFonts w:ascii="Anybody Light" w:eastAsia="Roboto" w:hAnsi="Anybody Light" w:cs="Roboto"/>
+          <w:color w:val="434343"/>
+          <w:sz w:val="16"/>
+          <w:szCs w:val="16"/>
+        </w:rPr>
+        <w:t>tagesordnung</w:t>
+      </w:r>
+      <w:proofErr w:type="spellEnd"/>
+      <w:r>
+        <w:rPr>
+          <w:rFonts w:ascii="Anybody Light" w:eastAsia="Roboto" w:hAnsi="Anybody Light" w:cs="Roboto"/>
+          <w:color w:val="434343"/>
+          <w:sz w:val="16"/>
+          <w:szCs w:val="16"/>
+        </w:rPr>
+        <w:t xml:space="preserve"> }</w:t>
+      </w:r>
+      <w:proofErr w:type="gramEnd"/>
+      <w:r>
+        <w:rPr>
+          <w:rFonts w:ascii="Anybody Light" w:eastAsia="Roboto" w:hAnsi="Anybody Light" w:cs="Roboto"/>
+          <w:color w:val="434343"/>
+          <w:sz w:val="16"/>
+          <w:szCs w:val="16"/>
+        </w:rPr>
+        <w:t>}</w:t>
       </w:r>
     </w:p>
     <w:p>
@@ -5776,12 +6100,19 @@
     <w:pitch w:val="variable"/>
     <w:sig w:usb0="E4002EFF" w:usb1="C200247B" w:usb2="00000009" w:usb3="00000000" w:csb0="000001FF" w:csb1="00000000"/>
   </w:font>
-  <w:font w:name="Calibri Light">
-    <w:panose1 w:val="020F0302020204030204"/>
+  <w:font w:name="Aptos">
+    <w:panose1 w:val="020B0004020202020204"/>
     <w:charset w:val="00"/>
     <w:family w:val="swiss"/>
     <w:pitch w:val="variable"/>
-    <w:sig w:usb0="E4002EFF" w:usb1="C200247B" w:usb2="00000009" w:usb3="00000000" w:csb0="000001FF" w:csb1="00000000"/>
+    <w:sig w:usb0="20000287" w:usb1="00000003" w:usb2="00000000" w:usb3="00000000" w:csb0="0000019F" w:csb1="00000000"/>
+  </w:font>
+  <w:font w:name="Aptos Display">
+    <w:panose1 w:val="020B0004020202020204"/>
+    <w:charset w:val="00"/>
+    <w:family w:val="swiss"/>
+    <w:pitch w:val="variable"/>
+    <w:sig w:usb0="20000287" w:usb1="00000003" w:usb2="00000000" w:usb3="00000000" w:csb0="0000019F" w:csb1="00000000"/>
   </w:font>
 </w:fonts>
 </file>
@@ -5810,8 +6141,10 @@
     <w:rsid w:val="001A5A03"/>
     <w:rsid w:val="001F15A6"/>
     <w:rsid w:val="002374D9"/>
+    <w:rsid w:val="0032114A"/>
     <w:rsid w:val="003563B9"/>
     <w:rsid w:val="00457A6E"/>
+    <w:rsid w:val="004F5049"/>
     <w:rsid w:val="005D1923"/>
     <w:rsid w:val="006061B7"/>
     <w:rsid w:val="00796CA3"/>
@@ -6629,6 +6962,12 @@
 </file>
 
 <file path=customXml/item1.xml><?xml version="1.0" encoding="utf-8"?>
+<go:gDocsCustomXmlDataStorage xmlns:go="http://customooxmlschemas.google.com/" xmlns:r="http://schemas.openxmlformats.org/officeDocument/2006/relationships">
+  <go:docsCustomData xmlns:go="http://customooxmlschemas.google.com/" roundtripDataSignature="AMtx7mhVKk3H1n3JUHT7Veho5oFF/vvTGA==">AMUW2mVw6zS4Gb8MpkbR6tD7IdVJfte5p8dpm3u+jWrsgQnXkQy1fB/ILRgLUacNHpT+uThWffql74KXEr84LLGmY3kn1tGz4edEGGInph/FVJFE6Hb5+ZA=</go:docsCustomData>
+</go:gDocsCustomXmlDataStorage>
+</file>
+
+<file path=customXml/item2.xml><?xml version="1.0" encoding="utf-8"?>
 <?mso-contentType ?>
 <FormTemplates xmlns="http://schemas.microsoft.com/sharepoint/v3/contenttype/forms">
   <Display>DocumentLibraryForm</Display>
@@ -6637,20 +6976,8 @@
 </FormTemplates>
 </file>
 
-<file path=customXml/item2.xml><?xml version="1.0" encoding="utf-8"?>
-<go:gDocsCustomXmlDataStorage xmlns:go="http://customooxmlschemas.google.com/" xmlns:r="http://schemas.openxmlformats.org/officeDocument/2006/relationships">
-  <go:docsCustomData xmlns:go="http://customooxmlschemas.google.com/" roundtripDataSignature="AMtx7mhVKk3H1n3JUHT7Veho5oFF/vvTGA==">AMUW2mVw6zS4Gb8MpkbR6tD7IdVJfte5p8dpm3u+jWrsgQnXkQy1fB/ILRgLUacNHpT+uThWffql74KXEr84LLGmY3kn1tGz4edEGGInph/FVJFE6Hb5+ZA=</go:docsCustomData>
-</go:gDocsCustomXmlDataStorage>
-</file>
-
 <file path=customXml/item3.xml><?xml version="1.0" encoding="utf-8"?>
-<p:properties xmlns:p="http://schemas.microsoft.com/office/2006/metadata/properties" xmlns:xsi="http://www.w3.org/2001/XMLSchema-instance" xmlns:pc="http://schemas.microsoft.com/office/infopath/2007/PartnerControls">
-  <documentManagement>
-    <lcf76f155ced4ddcb4097134ff3c332f xmlns="418573ac-f103-4e5f-b958-50f5cbb8c924">
-      <Terms xmlns="http://schemas.microsoft.com/office/infopath/2007/PartnerControls"/>
-    </lcf76f155ced4ddcb4097134ff3c332f>
-  </documentManagement>
-</p:properties>
+<b:Sources xmlns:b="http://schemas.openxmlformats.org/officeDocument/2006/bibliography" xmlns="http://schemas.openxmlformats.org/officeDocument/2006/bibliography" SelectedStyle="/APASixthEditionOfficeOnline.xsl" StyleName="APA" Version="6"/>
 </file>
 
 <file path=customXml/item4.xml><?xml version="1.0" encoding="utf-8"?>
@@ -6824,18 +7151,16 @@
 </file>
 
 <file path=customXml/item5.xml><?xml version="1.0" encoding="utf-8"?>
-<b:Sources xmlns:b="http://schemas.openxmlformats.org/officeDocument/2006/bibliography" xmlns="http://schemas.openxmlformats.org/officeDocument/2006/bibliography" SelectedStyle="/APASixthEditionOfficeOnline.xsl" StyleName="APA" Version="6"/>
+<p:properties xmlns:p="http://schemas.microsoft.com/office/2006/metadata/properties" xmlns:xsi="http://www.w3.org/2001/XMLSchema-instance" xmlns:pc="http://schemas.microsoft.com/office/infopath/2007/PartnerControls">
+  <documentManagement>
+    <lcf76f155ced4ddcb4097134ff3c332f xmlns="418573ac-f103-4e5f-b958-50f5cbb8c924">
+      <Terms xmlns="http://schemas.microsoft.com/office/infopath/2007/PartnerControls"/>
+    </lcf76f155ced4ddcb4097134ff3c332f>
+  </documentManagement>
+</p:properties>
 </file>
 
 <file path=customXml/itemProps1.xml><?xml version="1.0" encoding="utf-8"?>
-<ds:datastoreItem xmlns:ds="http://schemas.openxmlformats.org/officeDocument/2006/customXml" ds:itemID="{45E3207F-703C-4B60-BD0A-7DEE628C5165}">
-  <ds:schemaRefs>
-    <ds:schemaRef ds:uri="http://schemas.microsoft.com/sharepoint/v3/contenttype/forms"/>
-  </ds:schemaRefs>
-</ds:datastoreItem>
-</file>
-
-<file path=customXml/itemProps2.xml><?xml version="1.0" encoding="utf-8"?>
 <ds:datastoreItem xmlns:ds="http://schemas.openxmlformats.org/officeDocument/2006/customXml" ds:itemID="{11111111-1234-1234-1234-123412341234}">
   <ds:schemaRefs>
     <ds:schemaRef ds:uri="http://customooxmlschemas.google.com/"/>
@@ -6844,12 +7169,18 @@
 </ds:datastoreItem>
 </file>
 
+<file path=customXml/itemProps2.xml><?xml version="1.0" encoding="utf-8"?>
+<ds:datastoreItem xmlns:ds="http://schemas.openxmlformats.org/officeDocument/2006/customXml" ds:itemID="{45E3207F-703C-4B60-BD0A-7DEE628C5165}">
+  <ds:schemaRefs>
+    <ds:schemaRef ds:uri="http://schemas.microsoft.com/sharepoint/v3/contenttype/forms"/>
+  </ds:schemaRefs>
+</ds:datastoreItem>
+</file>
+
 <file path=customXml/itemProps3.xml><?xml version="1.0" encoding="utf-8"?>
-<ds:datastoreItem xmlns:ds="http://schemas.openxmlformats.org/officeDocument/2006/customXml" ds:itemID="{10585F1A-1E03-422D-BF8C-69468FFD58C2}">
+<ds:datastoreItem xmlns:ds="http://schemas.openxmlformats.org/officeDocument/2006/customXml" ds:itemID="{E6CF11E5-FB26-4744-8878-12700DA98809}">
   <ds:schemaRefs>
-    <ds:schemaRef ds:uri="http://schemas.microsoft.com/office/2006/metadata/properties"/>
-    <ds:schemaRef ds:uri="http://schemas.microsoft.com/office/infopath/2007/PartnerControls"/>
-    <ds:schemaRef ds:uri="418573ac-f103-4e5f-b958-50f5cbb8c924"/>
+    <ds:schemaRef ds:uri="http://schemas.openxmlformats.org/officeDocument/2006/bibliography"/>
   </ds:schemaRefs>
 </ds:datastoreItem>
 </file>
@@ -6873,9 +7204,11 @@
 </file>
 
 <file path=customXml/itemProps5.xml><?xml version="1.0" encoding="utf-8"?>
-<ds:datastoreItem xmlns:ds="http://schemas.openxmlformats.org/officeDocument/2006/customXml" ds:itemID="{E6CF11E5-FB26-4744-8878-12700DA98809}">
+<ds:datastoreItem xmlns:ds="http://schemas.openxmlformats.org/officeDocument/2006/customXml" ds:itemID="{10585F1A-1E03-422D-BF8C-69468FFD58C2}">
   <ds:schemaRefs>
-    <ds:schemaRef ds:uri="http://schemas.openxmlformats.org/officeDocument/2006/bibliography"/>
+    <ds:schemaRef ds:uri="http://schemas.microsoft.com/office/2006/metadata/properties"/>
+    <ds:schemaRef ds:uri="http://schemas.microsoft.com/office/infopath/2007/PartnerControls"/>
+    <ds:schemaRef ds:uri="418573ac-f103-4e5f-b958-50f5cbb8c924"/>
   </ds:schemaRefs>
 </ds:datastoreItem>
 </file>